--- a/Selenium_WebDriver/reports/Overall_Test_Report.docx
+++ b/Selenium_WebDriver/reports/Overall_Test_Report.docx
@@ -28,7 +28,7 @@
           <w:color w:val="000000"/>
           <w:sz w:val="26"/>
         </w:rPr>
-        <w:t>Thời gian tạo báo cáo: 06/09/2026 19:42:39</w:t>
+        <w:t>Thời gian tạo báo cáo: 07/09/2026 19:12:20</w:t>
       </w:r>
     </w:p>
     <w:p/>
@@ -1795,8 +1795,6 @@
                 <w:color w:val="000000"/>
                 <w:sz w:val="26"/>
               </w:rPr>
-              <w:t>TC-DOCTOR-001:</w:t>
-              <w:br/>
               <w:t>Kiểm tra danh sách bác sĩ và thông tin bác sĩ</w:t>
               <w:br/>
               <w:t>được hiển thị đầy đủ khi mở trang.</w:t>
@@ -1860,8 +1858,6 @@
                 <w:color w:val="000000"/>
                 <w:sz w:val="26"/>
               </w:rPr>
-              <w:t>TC-DOCTOR-002:</w:t>
-              <w:br/>
               <w:t>Kiểm tra tìm kiếm bác sĩ với từ khóa hợp lệ.</w:t>
             </w:r>
           </w:p>
@@ -1923,8 +1919,6 @@
                 <w:color w:val="000000"/>
                 <w:sz w:val="26"/>
               </w:rPr>
-              <w:t>TC-DOCTOR-003:</w:t>
-              <w:br/>
               <w:t>Kiểm tra tìm kiếm bác sĩ với từ khóa không tồn tại.</w:t>
             </w:r>
           </w:p>
@@ -1986,8 +1980,6 @@
                 <w:color w:val="000000"/>
                 <w:sz w:val="26"/>
               </w:rPr>
-              <w:t>TC-DOCTOR-004:</w:t>
-              <w:br/>
               <w:t>Kiểm tra nút Đặt lịch hẹn điều hướng đúng</w:t>
               <w:br/>
               <w:t>đến bác sĩ được chọn.</w:t>
@@ -2150,8 +2142,6 @@
                 <w:color w:val="000000"/>
                 <w:sz w:val="26"/>
               </w:rPr>
-              <w:t>TC-SPECIALTY-001:</w:t>
-              <w:br/>
               <w:t>Kiểm tra danh sách chuyên khoa và thông tin chuyên khoa</w:t>
               <w:br/>
               <w:t>được hiển thị đầy đủ khi mở trang.</w:t>
@@ -2215,8 +2205,6 @@
                 <w:color w:val="000000"/>
                 <w:sz w:val="26"/>
               </w:rPr>
-              <w:t>TC-SPECIALTY-002:</w:t>
-              <w:br/>
               <w:t>Kiểm tra tìm kiếm chuyên khoa với từ khóa hợp lệ.</w:t>
             </w:r>
           </w:p>
@@ -2278,8 +2266,6 @@
                 <w:color w:val="000000"/>
                 <w:sz w:val="26"/>
               </w:rPr>
-              <w:t>TC-SPECIALTY-003:</w:t>
-              <w:br/>
               <w:t>Kiểm tra tìm kiếm chuyên khoa với từ khóa không tồn tại.</w:t>
             </w:r>
           </w:p>
@@ -2341,8 +2327,6 @@
                 <w:color w:val="000000"/>
                 <w:sz w:val="26"/>
               </w:rPr>
-              <w:t>TC-SPECIALTY-004:</w:t>
-              <w:br/>
               <w:t>Kiểm tra nút Xem bác sĩ thuộc khoa hiển thị đúng</w:t>
               <w:br/>
               <w:t>bác sĩ của chuyên khoa được chọn.</w:t>
@@ -2406,8 +2390,6 @@
                 <w:color w:val="000000"/>
                 <w:sz w:val="26"/>
               </w:rPr>
-              <w:t>TC-SPECIALTY-005:</w:t>
-              <w:br/>
               <w:t>Kiểm tra nút Xem chi tiết khoa hiển thị đúng</w:t>
               <w:br/>
               <w:t>thông tin chuyên khoa được chọn.</w:t>
@@ -2570,8 +2552,6 @@
                 <w:color w:val="000000"/>
                 <w:sz w:val="26"/>
               </w:rPr>
-              <w:t>TC-MEDICAL-001:</w:t>
-              <w:br/>
               <w:t>Kiểm tra bác sĩ có thể tạo hồ sơ bệnh án thành công</w:t>
               <w:br/>
               <w:t>cho lịch hẹn đã được xác nhận.</w:t>
@@ -2635,8 +2615,6 @@
                 <w:color w:val="000000"/>
                 <w:sz w:val="26"/>
               </w:rPr>
-              <w:t>TC-MEDICAL-002:</w:t>
-              <w:br/>
               <w:t>Kiểm tra hệ thống không cho phép</w:t>
               <w:br/>
               <w:t>tạo hồ sơ bệnh án khi bỏ trống Chẩn đoán.</w:t>
@@ -2700,8 +2678,6 @@
                 <w:color w:val="000000"/>
                 <w:sz w:val="26"/>
               </w:rPr>
-              <w:t>TC-MEDICAL-003:</w:t>
-              <w:br/>
               <w:t>Kiểm tra hệ thống không cho phép</w:t>
               <w:br/>
               <w:t>tạo hồ sơ bệnh án khi bỏ trống Hướng điều trị.</w:t>
@@ -2765,8 +2741,6 @@
                 <w:color w:val="000000"/>
                 <w:sz w:val="26"/>
               </w:rPr>
-              <w:t>TC-MEDICAL-004:</w:t>
-              <w:br/>
               <w:t>Kiểm tra hệ thống không cho phép bác sĩ tạo thêm</w:t>
               <w:br/>
               <w:t>hồ sơ bệnh án cho lịch hẹn đã hoàn thành</w:t>
@@ -2832,8 +2806,6 @@
                 <w:color w:val="000000"/>
                 <w:sz w:val="26"/>
               </w:rPr>
-              <w:t>TC-MEDICAL-005:</w:t>
-              <w:br/>
               <w:t>Kiểm tra bác sĩ có thể xem đúng hồ sơ bệnh án</w:t>
               <w:br/>
               <w:t>của lịch hẹn đã hoàn thành.</w:t>
@@ -2897,8 +2869,6 @@
                 <w:color w:val="000000"/>
                 <w:sz w:val="26"/>
               </w:rPr>
-              <w:t>TC-MEDICAL-006:</w:t>
-              <w:br/>
               <w:t>Kiểm tra bác sĩ có thể cập nhật thành công</w:t>
               <w:br/>
               <w:t>hồ sơ bệnh án thuộc lịch hẹn của mình.</w:t>
@@ -2962,8 +2932,6 @@
                 <w:color w:val="000000"/>
                 <w:sz w:val="26"/>
               </w:rPr>
-              <w:t>TC-MEDICAL-007:</w:t>
-              <w:br/>
               <w:t>Kiểm tra bác sĩ khác không thể xem hồ sơ bệnh án</w:t>
               <w:br/>
               <w:t>không thuộc lịch hẹn của mình.</w:t>
@@ -3027,8 +2995,6 @@
                 <w:color w:val="000000"/>
                 <w:sz w:val="26"/>
               </w:rPr>
-              <w:t>TC-MEDICAL-008:</w:t>
-              <w:br/>
               <w:t>Kiểm tra bác sĩ khác không thể cập nhật hồ sơ bệnh án</w:t>
               <w:br/>
               <w:t>không thuộc lịch hẹn của mình.</w:t>
@@ -3092,8 +3058,6 @@
                 <w:color w:val="000000"/>
                 <w:sz w:val="26"/>
               </w:rPr>
-              <w:t>TC-MEDICAL-009:</w:t>
-              <w:br/>
               <w:t>Kiểm tra thao tác Hủy cập nhật không làm thay đổi</w:t>
               <w:br/>
               <w:t>dữ liệu hồ sơ bệnh án đã lưu.</w:t>
@@ -3256,6 +3220,9 @@
                 <w:color w:val="000000"/>
                 <w:sz w:val="26"/>
               </w:rPr>
+              <w:t>Kiểm tra lịch hẹn sau khi Patient đặt thành công được hiển thị</w:t>
+              <w:br/>
+              <w:t>trong trang Lịch hẹn của tôi với trạng thái ban đầu là Chờ xác nhận.</w:t>
             </w:r>
           </w:p>
         </w:tc>
@@ -3316,6 +3283,9 @@
                 <w:color w:val="000000"/>
                 <w:sz w:val="26"/>
               </w:rPr>
+              <w:t>Kiểm tra trạng thái lịch hẹn của Patient được cập nhật</w:t>
+              <w:br/>
+              <w:t>sau khi Admin xác nhận lịch.</w:t>
             </w:r>
           </w:p>
         </w:tc>
@@ -3376,6 +3346,9 @@
                 <w:color w:val="000000"/>
                 <w:sz w:val="26"/>
               </w:rPr>
+              <w:t>Kiểm tra trạng thái lịch hẹn của Patient</w:t>
+              <w:br/>
+              <w:t>sau khi Admin thực hiện hủy lịch.</w:t>
             </w:r>
           </w:p>
         </w:tc>
@@ -3436,6 +3409,9 @@
                 <w:color w:val="000000"/>
                 <w:sz w:val="26"/>
               </w:rPr>
+              <w:t>Kiểm tra lịch hẹn được cập nhật đúng xuyên suốt từ khi Patient đặt lịch,</w:t>
+              <w:br/>
+              <w:t>Admin xác nhận đến khi Doctor hoàn thành khám.</w:t>
             </w:r>
           </w:p>
         </w:tc>
@@ -3496,6 +3472,9 @@
                 <w:color w:val="000000"/>
                 <w:sz w:val="26"/>
               </w:rPr>
+              <w:t>Kiểm tra khung giờ của một lịch hẹn đã bị hủy</w:t>
+              <w:br/>
+              <w:t>có thể được sử dụng để tạo lịch hẹn mới.</w:t>
             </w:r>
           </w:p>
         </w:tc>
@@ -3655,6 +3634,9 @@
                 <w:color w:val="000000"/>
                 <w:sz w:val="26"/>
               </w:rPr>
+              <w:t>Kiểm tra Doctor xem được đúng thông tin cá nhân</w:t>
+              <w:br/>
+              <w:t>và lịch làm việc của mình trong tuần được hiển thị.</w:t>
             </w:r>
           </w:p>
         </w:tc>
@@ -3715,6 +3697,9 @@
                 <w:color w:val="000000"/>
                 <w:sz w:val="26"/>
               </w:rPr>
+              <w:t>Kiểm tra chức năng Tuần trước hiển thị đúng</w:t>
+              <w:br/>
+              <w:t>lịch làm việc của Doctor trong tuần liền trước.</w:t>
             </w:r>
           </w:p>
         </w:tc>
@@ -3775,6 +3760,9 @@
                 <w:color w:val="000000"/>
                 <w:sz w:val="26"/>
               </w:rPr>
+              <w:t>Kiểm tra chức năng Tuần sau hiển thị đúng</w:t>
+              <w:br/>
+              <w:t>lịch làm việc của Doctor trong tuần kế tiếp.</w:t>
             </w:r>
           </w:p>
         </w:tc>
@@ -3835,6 +3823,9 @@
                 <w:color w:val="000000"/>
                 <w:sz w:val="26"/>
               </w:rPr>
+              <w:t>Kiểm tra thông tin lịch làm việc trong bảng Lịch làm việc theo tuần</w:t>
+              <w:br/>
+              <w:t>khớp với dữ liệu trong Danh sách lịch làm việc của Doctor.</w:t>
             </w:r>
           </w:p>
         </w:tc>
@@ -3895,6 +3886,9 @@
                 <w:color w:val="000000"/>
                 <w:sz w:val="26"/>
               </w:rPr>
+              <w:t>Kiểm tra mỗi Doctor chỉ xem được lịch làm việc thuộc tài khoản của mình</w:t>
+              <w:br/>
+              <w:t>và không bị hiển thị lịch của Doctor khác.</w:t>
             </w:r>
           </w:p>
         </w:tc>
@@ -4531,8 +4525,6 @@
                 <w:color w:val="000000"/>
                 <w:sz w:val="26"/>
               </w:rPr>
-              <w:t>TC-DRUG-CATEGORY-001:</w:t>
-              <w:br/>
               <w:t>Kiểm tra các danh mục thuốc được hiển thị đầy đủ</w:t>
               <w:br/>
               <w:t>trên trang Quản lý kho dược phẩm.</w:t>
@@ -4596,8 +4588,6 @@
                 <w:color w:val="000000"/>
                 <w:sz w:val="26"/>
               </w:rPr>
-              <w:t>TC-DRUG-CATEGORY-002:</w:t>
-              <w:br/>
               <w:t>Kiểm tra hệ thống chỉ hiển thị các thuốc</w:t>
               <w:br/>
               <w:t>thuộc danh mục được Admin lựa chọn.</w:t>
@@ -4661,8 +4651,6 @@
                 <w:color w:val="000000"/>
                 <w:sz w:val="26"/>
               </w:rPr>
-              <w:t>TC-DRUG-CATEGORY-003:</w:t>
-              <w:br/>
               <w:t>Kiểm tra Admin có thể cập nhật thông tin</w:t>
               <w:br/>
               <w:t>của một thuốc đang tồn tại trong hệ thống.</w:t>
@@ -4726,8 +4714,6 @@
                 <w:color w:val="000000"/>
                 <w:sz w:val="26"/>
               </w:rPr>
-              <w:t>TC-DRUG-CATEGORY-004:</w:t>
-              <w:br/>
               <w:t>Kiểm tra hệ thống tìm kiếm và hiển thị đúng thuốc</w:t>
               <w:br/>
               <w:t>theo tên được Admin nhập.</w:t>
@@ -4791,8 +4777,6 @@
                 <w:color w:val="000000"/>
                 <w:sz w:val="26"/>
               </w:rPr>
-              <w:t>TC-DRUG-CATEGORY-005:</w:t>
-              <w:br/>
               <w:t>Kiểm tra hệ thống xử lý đúng khi Admin tìm một thuốc</w:t>
               <w:br/>
               <w:t>không thuộc danh mục đang được chọn.</w:t>
@@ -4856,8 +4840,6 @@
                 <w:color w:val="000000"/>
                 <w:sz w:val="26"/>
               </w:rPr>
-              <w:t>TC-DRUG-CATEGORY-006:</w:t>
-              <w:br/>
               <w:t>Kiểm tra hệ thống xử lý đúng khi Admin tìm một thuốc</w:t>
               <w:br/>
               <w:t>thuộc danh mục đang được chọn.</w:t>
@@ -4921,8 +4903,6 @@
                 <w:color w:val="000000"/>
                 <w:sz w:val="26"/>
               </w:rPr>
-              <w:t>TC-DRUG-CATEGORY-007:</w:t>
-              <w:br/>
               <w:t>Kiểm tra Admin có thể thêm thuốc mới khi nhập</w:t>
               <w:br/>
               <w:t>đầy đủ các thông tin hợp lệ.</w:t>
@@ -4986,8 +4966,6 @@
                 <w:color w:val="000000"/>
                 <w:sz w:val="26"/>
               </w:rPr>
-              <w:t>TC-DRUG-CATEGORY-008:</w:t>
-              <w:br/>
               <w:t>Kiểm tra hệ thống không cho phép Admin thêm thuốc</w:t>
               <w:br/>
               <w:t>khi bỏ trống trường Tên thuốc bắt buộc.</w:t>
@@ -5051,8 +5029,6 @@
                 <w:color w:val="000000"/>
                 <w:sz w:val="26"/>
               </w:rPr>
-              <w:t>TC-DRUG-CATEGORY-009:</w:t>
-              <w:br/>
               <w:t>Kiểm tra hệ thống không cho phép thêm thuốc</w:t>
               <w:br/>
               <w:t>khi các trường số chứa giá trị âm.</w:t>
@@ -5116,8 +5092,6 @@
                 <w:color w:val="000000"/>
                 <w:sz w:val="26"/>
               </w:rPr>
-              <w:t>TC-DRUG-CATEGORY-010:</w:t>
-              <w:br/>
               <w:t>Kiểm tra hệ thống không cho phép thêm thuốc khi</w:t>
               <w:br/>
               <w:t>Ngày hết hạn nhỏ hơn Ngày sản xuất.</w:t>
@@ -5157,7 +5131,7 @@
                 <w:color w:val="000000"/>
                 <w:sz w:val="26"/>
               </w:rPr>
-              <w:t>TC-DRUG-CATEGORY-010 | STEP 10 | KNOWN BUG | Hệ thống vẫn cho phép tạo thuốc khi Ngày hết hạn trước Ngày sản xuất | NSX: 2025-08-20 | HSD: 2025-08-19 | TC-DRUG-CATEGORY-010 | STEP 10 | KNOWN BUG | Hệ thống vẫn cho phép tạo thuốc khi Ngày hết hạn trước Ngày sản xuất | NSX: 2025-08-20 | HSD: 2025-08-19</w:t>
+              <w:t>TC-DRUG-CATEGORY-010 | STEP 10 | KNOWN BUG | Hệ thống vẫn cho phép tạo thuốc khi Ngày hết hạn trước Ngày sản xuất | NSX: 2025-08-20 | HSD: 2025-08-19</w:t>
             </w:r>
           </w:p>
         </w:tc>
@@ -5189,8 +5163,6 @@
                 <w:color w:val="000000"/>
                 <w:sz w:val="26"/>
               </w:rPr>
-              <w:t>TC-DRUG-CATEGORY-011:</w:t>
-              <w:br/>
               <w:t>Kiểm tra Admin có thể xóa thuốc và thuốc đã xóa</w:t>
               <w:br/>
               <w:t>không còn xuất hiện trong danh sách.</w:t>
@@ -5353,8 +5325,6 @@
                 <w:color w:val="000000"/>
                 <w:sz w:val="26"/>
               </w:rPr>
-              <w:t>TC-APPOINTMENT-001:</w:t>
-              <w:br/>
               <w:t>Kiểm tra lịch hẹn bệnh nhân vừa đặt</w:t>
               <w:br/>
               <w:t>được hiển thị đúng trên trang Quản lý lịch hẹn của Admin.</w:t>
@@ -5418,8 +5388,6 @@
                 <w:color w:val="000000"/>
                 <w:sz w:val="26"/>
               </w:rPr>
-              <w:t>TC-APPOINTMENT-002:</w:t>
-              <w:br/>
               <w:t>Kiểm tra Admin xác nhận thành công</w:t>
               <w:br/>
               <w:t>lịch hẹn đang ở trạng thái Chờ xác nhận.</w:t>
@@ -5483,8 +5451,6 @@
                 <w:color w:val="000000"/>
                 <w:sz w:val="26"/>
               </w:rPr>
-              <w:t>TC-APPOINTMENT-003:</w:t>
-              <w:br/>
               <w:t>Kiểm tra Admin hủy thành công</w:t>
               <w:br/>
               <w:t>lịch hẹn đang ở trạng thái Chờ xác nhận.</w:t>
@@ -5548,8 +5514,6 @@
                 <w:color w:val="000000"/>
                 <w:sz w:val="26"/>
               </w:rPr>
-              <w:t>TC-APPOINTMENT-004:</w:t>
-              <w:br/>
               <w:t>Kiểm tra quyền xem hồ sơ bệnh nhân của bác sĩ</w:t>
               <w:br/>
               <w:t>khi lịch đang ở trạng thái Chờ xác nhận.</w:t>
@@ -5582,13 +5546,7 @@
                 <w:color w:val="000000"/>
                 <w:sz w:val="26"/>
               </w:rPr>
-              <w:t>Known bug: bác sĩ chưa thể xem hồ sơ bệnh nhân khi lịch đang chờ xác nhận. | TC-APPOINTMENT-004 | STEP 3 FAILED | Bác sĩ không có nút Xem hồ sơ khi lịch đang Chờ xác nhận</w:t>
-              <w:br/>
-              <w:t>assert False</w:t>
-              <w:br/>
-              <w:t xml:space="preserve"> +  where False = is_patient_profile_button_present(320)</w:t>
-              <w:br/>
-              <w:t xml:space="preserve"> +    where is_patient_profile_button_present = &lt;pages.DoctorAppointmentPage.DoctorAppointmentPage object at 0x0000015EF446FA90&gt;.is_patient_profile_button_present</w:t>
+              <w:t>Known bug: bác sĩ chưa thể xem hồ sơ bệnh nhân khi lịch đang chờ xác nhận.</w:t>
             </w:r>
           </w:p>
         </w:tc>
@@ -5620,8 +5578,6 @@
                 <w:color w:val="000000"/>
                 <w:sz w:val="26"/>
               </w:rPr>
-              <w:t>TC-APPOINTMENT-005:</w:t>
-              <w:br/>
               <w:t>Kiểm tra bác sĩ không thể truy cập trực tiếp</w:t>
               <w:br/>
               <w:t>trang khám của lịch chưa được Admin xác nhận.</w:t>
@@ -5685,8 +5641,6 @@
                 <w:color w:val="000000"/>
                 <w:sz w:val="26"/>
               </w:rPr>
-              <w:t>TC-APPOINTMENT-006:</w:t>
-              <w:br/>
               <w:t>Kiểm tra đúng bác sĩ được phép khám bệnh</w:t>
               <w:br/>
               <w:t>khi lịch hẹn đã được Admin xác nhận.</w:t>
@@ -5750,8 +5704,6 @@
                 <w:color w:val="000000"/>
                 <w:sz w:val="26"/>
               </w:rPr>
-              <w:t>TC-APPOINTMENT-007:</w:t>
-              <w:br/>
               <w:t>Kiểm tra bác sĩ khác không thể khám</w:t>
               <w:br/>
               <w:t>lịch hẹn đã xác nhận nhưng không thuộc mình.</w:t>
@@ -5815,8 +5767,6 @@
                 <w:color w:val="000000"/>
                 <w:sz w:val="26"/>
               </w:rPr>
-              <w:t>TC-APPOINTMENT-008:</w:t>
-              <w:br/>
               <w:t>Kiểm tra bác sĩ không thể khám bệnh</w:t>
               <w:br/>
               <w:t>đối với lịch hẹn đã bị Admin hủy.</w:t>
@@ -5880,8 +5830,6 @@
                 <w:color w:val="000000"/>
                 <w:sz w:val="26"/>
               </w:rPr>
-              <w:t>TC-APPOINTMENT-009:</w:t>
-              <w:br/>
               <w:t>Kiểm tra bác sĩ lưu hồ sơ bệnh án thành công</w:t>
               <w:br/>
               <w:t>và hoàn thành lịch hẹn đã được xác nhận.</w:t>
@@ -6044,8 +5992,6 @@
                 <w:color w:val="000000"/>
                 <w:sz w:val="26"/>
               </w:rPr>
-              <w:t>TC-DS-ADMIN-001:</w:t>
-              <w:br/>
               <w:t>Kiểm tra form Thêm lịch làm việc hiển thị đầy đủ</w:t>
               <w:br/>
               <w:t>thông tin cần thiết.</w:t>
@@ -6109,8 +6055,6 @@
                 <w:color w:val="000000"/>
                 <w:sz w:val="26"/>
               </w:rPr>
-              <w:t>TC-DS-ADMIN-002:</w:t>
-              <w:br/>
               <w:t>Kiểm tra Admin thêm lịch làm việc cho bác sĩ</w:t>
               <w:br/>
               <w:t>với dữ liệu hợp lệ.</w:t>
@@ -6174,8 +6118,6 @@
                 <w:color w:val="000000"/>
                 <w:sz w:val="26"/>
               </w:rPr>
-              <w:t>TC-DS-ADMIN-003:</w:t>
-              <w:br/>
               <w:t>Kiểm tra Admin thêm lịch cho bác sĩ</w:t>
               <w:br/>
               <w:t>với trạng thái Không làm việc.</w:t>
@@ -6239,8 +6181,6 @@
                 <w:color w:val="000000"/>
                 <w:sz w:val="26"/>
               </w:rPr>
-              <w:t>TC-DS-ADMIN-004:</w:t>
-              <w:br/>
               <w:t>Kiểm tra Admin có thể thêm lịch</w:t>
               <w:br/>
               <w:t>khi để trống trường Ghi chú.</w:t>
@@ -6304,8 +6244,6 @@
                 <w:color w:val="000000"/>
                 <w:sz w:val="26"/>
               </w:rPr>
-              <w:t>TC-DS-ADMIN-005:</w:t>
-              <w:br/>
               <w:t>Kiểm tra hệ thống xử lý khi Admin không chọn bác sĩ.</w:t>
             </w:r>
           </w:p>
@@ -6367,8 +6305,6 @@
                 <w:color w:val="000000"/>
                 <w:sz w:val="26"/>
               </w:rPr>
-              <w:t>TC-DS-ADMIN-006:</w:t>
-              <w:br/>
               <w:t>Kiểm tra hệ thống xử lý khi Admin</w:t>
               <w:br/>
               <w:t>không chọn ngày làm việc.</w:t>
@@ -6432,8 +6368,6 @@
                 <w:color w:val="000000"/>
                 <w:sz w:val="26"/>
               </w:rPr>
-              <w:t>TC-DS-ADMIN-007:</w:t>
-              <w:br/>
               <w:t>Kiểm tra hệ thống không cho phép Admin</w:t>
               <w:br/>
               <w:t>tạo lịch làm việc cho ngày đã qua.</w:t>
@@ -6466,7 +6400,7 @@
                 <w:color w:val="000000"/>
                 <w:sz w:val="26"/>
               </w:rPr>
-              <w:t>KNOWN BUG - TC-DS-ADMIN-007 | STEP 7 | Expected: Không tạo lịch cho ngày đã qua | Actual: Message='Thêm lịch làm việc thành công!' | ScheduleCreated=True | KNOWN BUG - TC-DS-ADMIN-007 | STEP 7 | Expected: Không tạo lịch cho ngày đã qua | Actual: Message='Thêm lịch làm việc thành công!' | ScheduleCreated=True</w:t>
+              <w:t>KNOWN BUG - TC-DS-ADMIN-007 | STEP 7 | Expected: Không tạo lịch cho ngày đã qua | Actual: Message='Thêm lịch làm việc thành công!' | ScheduleCreated=True</w:t>
             </w:r>
           </w:p>
         </w:tc>
@@ -6498,8 +6432,6 @@
                 <w:color w:val="000000"/>
                 <w:sz w:val="26"/>
               </w:rPr>
-              <w:t>TC-DS-ADMIN-008:</w:t>
-              <w:br/>
               <w:t>Kiểm tra hệ thống không cho phép tạo lịch trùng</w:t>
               <w:br/>
               <w:t>cho cùng bác sĩ, ngày và ca.</w:t>
@@ -6563,8 +6495,6 @@
                 <w:color w:val="000000"/>
                 <w:sz w:val="26"/>
               </w:rPr>
-              <w:t>TC-DS-ADMIN-009:</w:t>
-              <w:br/>
               <w:t>Kiểm tra một bác sĩ có thể được xếp</w:t>
               <w:br/>
               <w:t>nhiều ca khác nhau trong cùng ngày.</w:t>
@@ -6628,8 +6558,6 @@
                 <w:color w:val="000000"/>
                 <w:sz w:val="26"/>
               </w:rPr>
-              <w:t>TC-DS-ADMIN-010:</w:t>
-              <w:br/>
               <w:t>Kiểm tra nhiều bác sĩ có thể được xếp</w:t>
               <w:br/>
               <w:t>cùng ngày và cùng ca.</w:t>
@@ -6693,8 +6621,6 @@
                 <w:color w:val="000000"/>
                 <w:sz w:val="26"/>
               </w:rPr>
-              <w:t>TC-DS-ADMIN-011:</w:t>
-              <w:br/>
               <w:t>Kiểm tra không cho phép tạo hai lịch có trạng thái</w:t>
               <w:br/>
               <w:t>khác nhau cho cùng bác sĩ, ngày và ca.</w:t>
@@ -6758,8 +6684,6 @@
                 <w:color w:val="000000"/>
                 <w:sz w:val="26"/>
               </w:rPr>
-              <w:t>TC-DS-ADMIN-012:</w:t>
-              <w:br/>
               <w:t>Kiểm tra hệ thống không tạo nhiều lịch</w:t>
               <w:br/>
               <w:t>khi Admin nhấn nút Thêm lịch liên tục.</w:t>
@@ -6823,8 +6747,6 @@
                 <w:color w:val="000000"/>
                 <w:sz w:val="26"/>
               </w:rPr>
-              <w:t>TC-DS-ADMIN-013:</w:t>
-              <w:br/>
               <w:t>Kiểm tra form trở về trạng thái mặc định</w:t>
               <w:br/>
               <w:t>sau khi thêm lịch thành công.</w:t>
@@ -6888,8 +6810,6 @@
                 <w:color w:val="000000"/>
                 <w:sz w:val="26"/>
               </w:rPr>
-              <w:t>TC-DS-ADMIN-014:</w:t>
-              <w:br/>
               <w:t>Kiểm tra Admin lọc lịch làm việc theo bác sĩ.</w:t>
             </w:r>
           </w:p>
@@ -6951,8 +6871,6 @@
                 <w:color w:val="000000"/>
                 <w:sz w:val="26"/>
               </w:rPr>
-              <w:t>TC-DS-ADMIN-015:</w:t>
-              <w:br/>
               <w:t>Kiểm tra Admin hiển thị lại lịch của tất cả bác sĩ</w:t>
               <w:br/>
               <w:t>sau khi bỏ điều kiện lọc.</w:t>
@@ -7016,8 +6934,6 @@
                 <w:color w:val="000000"/>
                 <w:sz w:val="26"/>
               </w:rPr>
-              <w:t>TC-DS-ADMIN-016:</w:t>
-              <w:br/>
               <w:t>Kiểm tra Admin chuyển sang tuần trước</w:t>
               <w:br/>
               <w:t>để xem lịch làm việc.</w:t>
@@ -7081,8 +6997,6 @@
                 <w:color w:val="000000"/>
                 <w:sz w:val="26"/>
               </w:rPr>
-              <w:t>TC-DS-ADMIN-017:</w:t>
-              <w:br/>
               <w:t>Kiểm tra Admin chuyển sang tuần sau</w:t>
               <w:br/>
               <w:t>để xem lịch làm việc.</w:t>
@@ -7146,8 +7060,6 @@
                 <w:color w:val="000000"/>
                 <w:sz w:val="26"/>
               </w:rPr>
-              <w:t>TC-DS-ADMIN-018:</w:t>
-              <w:br/>
               <w:t>Kiểm tra Admin cập nhật thông tin</w:t>
               <w:br/>
               <w:t>của một lịch làm việc đã tồn tại.</w:t>
@@ -7211,8 +7123,6 @@
                 <w:color w:val="000000"/>
                 <w:sz w:val="26"/>
               </w:rPr>
-              <w:t>TC-DS-ADMIN-019:</w:t>
-              <w:br/>
               <w:t>Kiểm tra chức năng Hủy sửa không làm thay đổi</w:t>
               <w:br/>
               <w:t>dữ liệu lịch làm việc đã tồn tại.</w:t>
@@ -7276,8 +7186,6 @@
                 <w:color w:val="000000"/>
                 <w:sz w:val="26"/>
               </w:rPr>
-              <w:t>TC-DS-ADMIN-020:</w:t>
-              <w:br/>
               <w:t>Kiểm tra Admin xóa một lịch làm việc</w:t>
               <w:br/>
               <w:t>đã tồn tại của bác sĩ.</w:t>
@@ -7982,9 +7890,7 @@
                 <w:color w:val="000000"/>
                 <w:sz w:val="26"/>
               </w:rPr>
-              <w:t>Known bug: Không phát sinh notification mới sau khi Doctor cập nhật hồ sơ bệnh án. | TC-NOTIFICATION-009 | STEP 8 FAILED | Expected số notification &gt; 468 | Actual: 468</w:t>
-              <w:br/>
-              <w:t>assert 468 &gt; 468</w:t>
+              <w:t>Known bug: Không phát sinh notification mới sau khi Doctor cập nhật hồ sơ bệnh án.</w:t>
             </w:r>
           </w:p>
         </w:tc>
@@ -8115,8 +8021,6 @@
                 <w:color w:val="000000"/>
                 <w:sz w:val="26"/>
               </w:rPr>
-              <w:t>TC-STAT-001:</w:t>
-              <w:br/>
               <w:t>Kiểm tra hệ thống hiển thị đúng thống kê số lượng thuốc</w:t>
               <w:br/>
               <w:t>theo từng danh mục dưới dạng biểu đồ và bảng dữ liệu.</w:t>
@@ -8180,8 +8084,6 @@
                 <w:color w:val="000000"/>
                 <w:sz w:val="26"/>
               </w:rPr>
-              <w:t>TC-STAT-002:</w:t>
-              <w:br/>
               <w:t>Kiểm tra thống kê bệnh nhân theo giới tính,</w:t>
               <w:br/>
               <w:t>nhóm tuổi và chuyên khoa; số liệu biểu đồ</w:t>
@@ -8247,8 +8149,6 @@
                 <w:color w:val="000000"/>
                 <w:sz w:val="26"/>
               </w:rPr>
-              <w:t>TC-STAT-003:</w:t>
-              <w:br/>
               <w:t>Kiểm tra hệ thống hiển thị đúng doanh thu đã thanh toán</w:t>
               <w:br/>
               <w:t>theo các tháng của năm được Admin lựa chọn.</w:t>
@@ -8312,8 +8212,6 @@
                 <w:color w:val="000000"/>
                 <w:sz w:val="26"/>
               </w:rPr>
-              <w:t>TC-STAT-004:</w:t>
-              <w:br/>
               <w:t>Kiểm tra danh sách các chẩn đoán và số lượng bệnh nhân</w:t>
               <w:br/>
               <w:t>tại khu vực Bệnh phổ biến trong cộng đồng.</w:t>
@@ -8476,8 +8374,6 @@
                 <w:color w:val="000000"/>
                 <w:sz w:val="26"/>
               </w:rPr>
-              <w:t>TC-REGISTER-001:</w:t>
-              <w:br/>
               <w:t>Kiểm tra đăng ký tài khoản với thông tin hợp lệ.</w:t>
             </w:r>
           </w:p>
@@ -8539,8 +8435,6 @@
                 <w:color w:val="000000"/>
                 <w:sz w:val="26"/>
               </w:rPr>
-              <w:t>TC-REGISTER-002:</w:t>
-              <w:br/>
               <w:t>Kiểm tra đăng ký khi không chọn ảnh đại diện.</w:t>
             </w:r>
           </w:p>
@@ -8602,8 +8496,6 @@
                 <w:color w:val="000000"/>
                 <w:sz w:val="26"/>
               </w:rPr>
-              <w:t>TC-REGISTER-003:</w:t>
-              <w:br/>
               <w:t>Kiểm tra đăng ký khi bỏ trống Họ.</w:t>
             </w:r>
           </w:p>
@@ -8665,8 +8557,6 @@
                 <w:color w:val="000000"/>
                 <w:sz w:val="26"/>
               </w:rPr>
-              <w:t>TC-REGISTER-004:</w:t>
-              <w:br/>
               <w:t>Kiểm tra đăng ký khi bỏ trống Tên.</w:t>
             </w:r>
           </w:p>
@@ -8728,8 +8618,6 @@
                 <w:color w:val="000000"/>
                 <w:sz w:val="26"/>
               </w:rPr>
-              <w:t>TC-REGISTER-005:</w:t>
-              <w:br/>
               <w:t>Kiểm tra đăng ký khi bỏ trống Email.</w:t>
             </w:r>
           </w:p>
@@ -8791,8 +8679,6 @@
                 <w:color w:val="000000"/>
                 <w:sz w:val="26"/>
               </w:rPr>
-              <w:t>TC-REGISTER-006:</w:t>
-              <w:br/>
               <w:t>Kiểm tra đăng ký khi bỏ trống Số điện thoại.</w:t>
             </w:r>
           </w:p>
@@ -8854,8 +8740,6 @@
                 <w:color w:val="000000"/>
                 <w:sz w:val="26"/>
               </w:rPr>
-              <w:t>TC-REGISTER-007:</w:t>
-              <w:br/>
               <w:t>Kiểm tra đăng ký khi bỏ trống Tên đăng nhập.</w:t>
             </w:r>
           </w:p>
@@ -8917,8 +8801,6 @@
                 <w:color w:val="000000"/>
                 <w:sz w:val="26"/>
               </w:rPr>
-              <w:t>TC-REGISTER-008:</w:t>
-              <w:br/>
               <w:t>Kiểm tra đăng ký khi bỏ trống Mật khẩu.</w:t>
             </w:r>
           </w:p>
@@ -8980,8 +8862,6 @@
                 <w:color w:val="000000"/>
                 <w:sz w:val="26"/>
               </w:rPr>
-              <w:t>TC-REGISTER-009:</w:t>
-              <w:br/>
               <w:t>Kiểm tra đăng ký khi bỏ trống Xác nhận mật khẩu.</w:t>
             </w:r>
           </w:p>
@@ -9043,8 +8923,6 @@
                 <w:color w:val="000000"/>
                 <w:sz w:val="26"/>
               </w:rPr>
-              <w:t>TC-REGISTER-010:</w:t>
-              <w:br/>
               <w:t>Kiểm tra đăng ký với Email sai định dạng.</w:t>
             </w:r>
           </w:p>
@@ -9106,8 +8984,6 @@
                 <w:color w:val="000000"/>
                 <w:sz w:val="26"/>
               </w:rPr>
-              <w:t>TC-REGISTER-011:</w:t>
-              <w:br/>
               <w:t>Kiểm tra đăng ký với Số điện thoại sai định dạng.</w:t>
             </w:r>
           </w:p>
@@ -9169,8 +9045,6 @@
                 <w:color w:val="000000"/>
                 <w:sz w:val="26"/>
               </w:rPr>
-              <w:t>TC-REGISTER-012:</w:t>
-              <w:br/>
               <w:t>Kiểm tra đăng ký khi Xác nhận mật khẩu không khớp.</w:t>
             </w:r>
           </w:p>
@@ -9232,8 +9106,6 @@
                 <w:color w:val="000000"/>
                 <w:sz w:val="26"/>
               </w:rPr>
-              <w:t>TC-REGISTER-013:</w:t>
-              <w:br/>
               <w:t>Kiểm tra đăng ký với Mật khẩu ngắn hơn 7 ký tự.</w:t>
             </w:r>
           </w:p>
@@ -9295,8 +9167,6 @@
                 <w:color w:val="000000"/>
                 <w:sz w:val="26"/>
               </w:rPr>
-              <w:t>TC-REGISTER-014:</w:t>
-              <w:br/>
               <w:t>Kiểm tra đăng ký với Mật khẩu không có chữ in hoa.</w:t>
             </w:r>
           </w:p>
@@ -9358,8 +9228,6 @@
                 <w:color w:val="000000"/>
                 <w:sz w:val="26"/>
               </w:rPr>
-              <w:t>TC-REGISTER-015:</w:t>
-              <w:br/>
               <w:t>Kiểm tra đăng ký với Mật khẩu không có chữ thường.</w:t>
             </w:r>
           </w:p>
@@ -9421,8 +9289,6 @@
                 <w:color w:val="000000"/>
                 <w:sz w:val="26"/>
               </w:rPr>
-              <w:t>TC-REGISTER-016:</w:t>
-              <w:br/>
               <w:t>Kiểm tra đăng ký với Mật khẩu không có chữ số.</w:t>
             </w:r>
           </w:p>
@@ -9484,8 +9350,6 @@
                 <w:color w:val="000000"/>
                 <w:sz w:val="26"/>
               </w:rPr>
-              <w:t>TC-REGISTER-017:</w:t>
-              <w:br/>
               <w:t>Kiểm tra đăng ký với Mật khẩu không có ký tự đặc biệt.</w:t>
             </w:r>
           </w:p>
@@ -9547,8 +9411,6 @@
                 <w:color w:val="000000"/>
                 <w:sz w:val="26"/>
               </w:rPr>
-              <w:t>TC-REGISTER-018:</w:t>
-              <w:br/>
               <w:t>Kiểm tra đăng ký với Tên đăng nhập đã tồn tại.</w:t>
             </w:r>
           </w:p>
@@ -9610,8 +9472,6 @@
                 <w:color w:val="000000"/>
                 <w:sz w:val="26"/>
               </w:rPr>
-              <w:t>TC-REGISTER-019:</w:t>
-              <w:br/>
               <w:t>Kiểm tra đăng ký với Email đã tồn tại.</w:t>
             </w:r>
           </w:p>
@@ -9772,8 +9632,6 @@
                 <w:color w:val="000000"/>
                 <w:sz w:val="26"/>
               </w:rPr>
-              <w:t>TC-LOGIN-001:</w:t>
-              <w:br/>
               <w:t>Kiểm tra đăng nhập thành công bằng tên đăng nhập hợp lệ.</w:t>
             </w:r>
           </w:p>
@@ -9835,8 +9693,6 @@
                 <w:color w:val="000000"/>
                 <w:sz w:val="26"/>
               </w:rPr>
-              <w:t>TC-LOGIN-002:</w:t>
-              <w:br/>
               <w:t>Kiểm tra đăng nhập thành công bằng email hợp lệ.</w:t>
             </w:r>
           </w:p>
@@ -9898,8 +9754,6 @@
                 <w:color w:val="000000"/>
                 <w:sz w:val="26"/>
               </w:rPr>
-              <w:t>TC-LOGIN-003:</w:t>
-              <w:br/>
               <w:t>Kiểm tra không thể đăng nhập khi bỏ trống tên đăng nhập.</w:t>
             </w:r>
           </w:p>
@@ -9961,8 +9815,6 @@
                 <w:color w:val="000000"/>
                 <w:sz w:val="26"/>
               </w:rPr>
-              <w:t>TC-LOGIN-004:</w:t>
-              <w:br/>
               <w:t>Kiểm tra không thể đăng nhập khi bỏ trống mật khẩu.</w:t>
             </w:r>
           </w:p>
@@ -10024,8 +9876,6 @@
                 <w:color w:val="000000"/>
                 <w:sz w:val="26"/>
               </w:rPr>
-              <w:t>TC-LOGIN-005:</w:t>
-              <w:br/>
               <w:t>Kiểm tra không thể đăng nhập khi bỏ trống tên đăng nhập và mật khẩu.</w:t>
             </w:r>
           </w:p>
@@ -10087,8 +9937,6 @@
                 <w:color w:val="000000"/>
                 <w:sz w:val="26"/>
               </w:rPr>
-              <w:t>TC-LOGIN-006:</w:t>
-              <w:br/>
               <w:t>Kiểm tra không thể đăng nhập khi nhập sai mật khẩu.</w:t>
             </w:r>
           </w:p>
@@ -10150,8 +9998,6 @@
                 <w:color w:val="000000"/>
                 <w:sz w:val="26"/>
               </w:rPr>
-              <w:t>TC-LOGIN-007:</w:t>
-              <w:br/>
               <w:t>Kiểm tra không thể đăng nhập với tài khoản không tồn tại.</w:t>
             </w:r>
           </w:p>
@@ -10213,8 +10059,6 @@
                 <w:color w:val="000000"/>
                 <w:sz w:val="26"/>
               </w:rPr>
-              <w:t>TC-LOGIN-008:</w:t>
-              <w:br/>
               <w:t>Kiểm tra đăng xuất thành công sau khi đã đăng nhập.</w:t>
             </w:r>
           </w:p>
@@ -10276,8 +10120,6 @@
                 <w:color w:val="000000"/>
                 <w:sz w:val="26"/>
               </w:rPr>
-              <w:t>TC-LOGIN-009:</w:t>
-              <w:br/>
               <w:t>Kiểm tra không thể truy cập trang yêu cầu xác thực khi chưa đăng nhập.</w:t>
             </w:r>
           </w:p>
@@ -10339,8 +10181,6 @@
                 <w:color w:val="000000"/>
                 <w:sz w:val="26"/>
               </w:rPr>
-              <w:t>TC-LOGIN-010:</w:t>
-              <w:br/>
               <w:t>Kiểm tra trạng thái đăng nhập sau khi đăng xuất và quay lại trang trước.</w:t>
             </w:r>
           </w:p>
@@ -10501,8 +10341,6 @@
                 <w:color w:val="000000"/>
                 <w:sz w:val="26"/>
               </w:rPr>
-              <w:t>TC-BOOKING-001:</w:t>
-              <w:br/>
               <w:t>Đặt lịch thành công với ngày và giờ hợp lệ.</w:t>
             </w:r>
           </w:p>
@@ -10564,8 +10402,6 @@
                 <w:color w:val="000000"/>
                 <w:sz w:val="26"/>
               </w:rPr>
-              <w:t>TC-BOOKING-002:</w:t>
-              <w:br/>
               <w:t>Kiểm tra Patient không thể đặt lịch</w:t>
               <w:br/>
               <w:t>khi chưa chọn ngày khám.</w:t>
@@ -10629,8 +10465,6 @@
                 <w:color w:val="000000"/>
                 <w:sz w:val="26"/>
               </w:rPr>
-              <w:t>TC-BOOKING-003:</w:t>
-              <w:br/>
               <w:t>Không thể đặt lịch khi chưa chọn giờ khám.</w:t>
             </w:r>
           </w:p>
@@ -10692,8 +10526,6 @@
                 <w:color w:val="000000"/>
                 <w:sz w:val="26"/>
               </w:rPr>
-              <w:t>TC-BOOKING-004:</w:t>
-              <w:br/>
               <w:t>Kiểm tra Patient vẫn đặt lịch thành công</w:t>
               <w:br/>
               <w:t>khi không nhập ghi chú.</w:t>
@@ -10757,8 +10589,6 @@
                 <w:color w:val="000000"/>
                 <w:sz w:val="26"/>
               </w:rPr>
-              <w:t>TC-BOOKING-005:</w:t>
-              <w:br/>
               <w:t>Kiểm tra Patient không thể đặt lịch</w:t>
               <w:br/>
               <w:t>vào ngày bác sĩ không có lịch làm việc.</w:t>
@@ -10822,8 +10652,6 @@
                 <w:color w:val="000000"/>
                 <w:sz w:val="26"/>
               </w:rPr>
-              <w:t>TC-BOOKING-006:</w:t>
-              <w:br/>
               <w:t>Kiểm tra Patient không thể đặt lịch</w:t>
               <w:br/>
               <w:t>vào giờ nằm ngoài ca làm việc của bác sĩ.</w:t>
@@ -10887,8 +10715,6 @@
                 <w:color w:val="000000"/>
                 <w:sz w:val="26"/>
               </w:rPr>
-              <w:t>TC-BOOKING-007:</w:t>
-              <w:br/>
               <w:t>Kiểm tra Patient không thể đặt lịch</w:t>
               <w:br/>
               <w:t>trùng đúng thời gian đã có người đặt.</w:t>
@@ -10952,8 +10778,6 @@
                 <w:color w:val="000000"/>
                 <w:sz w:val="26"/>
               </w:rPr>
-              <w:t>TC-BOOKING-008:</w:t>
-              <w:br/>
               <w:t>Kiểm tra Patient không thể đặt lịch</w:t>
               <w:br/>
               <w:t>cách lịch đã tồn tại dưới 30 phút.</w:t>
@@ -11017,8 +10841,6 @@
                 <w:color w:val="000000"/>
                 <w:sz w:val="26"/>
               </w:rPr>
-              <w:t>TC-BOOKING-009:</w:t>
-              <w:br/>
               <w:t>Kiểm tra Guest chưa đăng nhập không được</w:t>
               <w:br/>
               <w:t>truy cập chức năng Đặt lịch hẹn.</w:t>
@@ -11051,7 +10873,7 @@
                 <w:color w:val="000000"/>
                 <w:sz w:val="26"/>
               </w:rPr>
-              <w:t>KNOWN BUG - TC-BOOKING-009 | STEP 5 | Guest chưa đăng nhập vẫn truy cập được trang Đặt lịch. Actual URL: http://localhost:3000/booking?doctorId=1 | KNOWN BUG - TC-BOOKING-009 | STEP 5 | Guest chưa đăng nhập vẫn truy cập được trang Đặt lịch. Actual URL: http://localhost:3000/booking?doctorId=1</w:t>
+              <w:t>KNOWN BUG - TC-BOOKING-009 | STEP 5 | Guest chưa đăng nhập vẫn truy cập được trang Đặt lịch. Actual URL: http://localhost:3000/booking?doctorId=1</w:t>
             </w:r>
           </w:p>
         </w:tc>
